--- a/RAG  for Cricket rules.docx
+++ b/RAG  for Cricket rules.docx
@@ -119,6 +119,7 @@
                 <w:szCs w:val="24"/>
               </w:rPr>
             </w:pPr>
+            <w:proofErr w:type="spellStart"/>
             <w:r>
               <w:rPr>
                 <w:rFonts w:ascii="Times New Roman" w:hAnsi="Times New Roman" w:cs="Times New Roman"/>
@@ -127,7 +128,18 @@
                 <w:sz w:val="24"/>
                 <w:szCs w:val="24"/>
               </w:rPr>
-              <w:t>Ronik Karki</w:t>
+              <w:t>Ronik</w:t>
+            </w:r>
+            <w:proofErr w:type="spellEnd"/>
+            <w:r>
+              <w:rPr>
+                <w:rFonts w:ascii="Times New Roman" w:hAnsi="Times New Roman" w:cs="Times New Roman"/>
+                <w:b/>
+                <w:bCs/>
+                <w:sz w:val="24"/>
+                <w:szCs w:val="24"/>
+              </w:rPr>
+              <w:t xml:space="preserve"> Karki</w:t>
             </w:r>
             <w:r>
               <w:rPr>
@@ -137,7 +149,29 @@
                 <w:sz w:val="24"/>
                 <w:szCs w:val="24"/>
               </w:rPr>
-              <w:t>, Kalam Uddin, Nischal Subedi</w:t>
+              <w:t xml:space="preserve">, Kalam Uddin, </w:t>
+            </w:r>
+            <w:proofErr w:type="spellStart"/>
+            <w:r>
+              <w:rPr>
+                <w:rFonts w:ascii="Times New Roman" w:hAnsi="Times New Roman" w:cs="Times New Roman"/>
+                <w:b/>
+                <w:bCs/>
+                <w:sz w:val="24"/>
+                <w:szCs w:val="24"/>
+              </w:rPr>
+              <w:t>Nischal</w:t>
+            </w:r>
+            <w:proofErr w:type="spellEnd"/>
+            <w:r>
+              <w:rPr>
+                <w:rFonts w:ascii="Times New Roman" w:hAnsi="Times New Roman" w:cs="Times New Roman"/>
+                <w:b/>
+                <w:bCs/>
+                <w:sz w:val="24"/>
+                <w:szCs w:val="24"/>
+              </w:rPr>
+              <w:t xml:space="preserve"> Subedi</w:t>
             </w:r>
           </w:p>
           <w:p>
@@ -152,6 +186,7 @@
                 <w:szCs w:val="24"/>
               </w:rPr>
             </w:pPr>
+            <w:proofErr w:type="spellStart"/>
             <w:r>
               <w:rPr>
                 <w:rFonts w:ascii="Times New Roman" w:hAnsi="Times New Roman" w:cs="Times New Roman"/>
@@ -160,7 +195,18 @@
                 <w:sz w:val="24"/>
                 <w:szCs w:val="24"/>
               </w:rPr>
-              <w:t>Tagliatela College of Engineering, University of New Haven</w:t>
+              <w:t>Tagliatela</w:t>
+            </w:r>
+            <w:proofErr w:type="spellEnd"/>
+            <w:r>
+              <w:rPr>
+                <w:rFonts w:ascii="Times New Roman" w:hAnsi="Times New Roman" w:cs="Times New Roman"/>
+                <w:b/>
+                <w:bCs/>
+                <w:sz w:val="24"/>
+                <w:szCs w:val="24"/>
+              </w:rPr>
+              <w:t xml:space="preserve"> College of Engineering, University of New Haven</w:t>
             </w:r>
           </w:p>
         </w:tc>
@@ -486,6 +532,20 @@
       <w:r>
         <w:t xml:space="preserve"> gives a practical insight of how different LLMs perform in domain-specific setting. It also shows how retrieval can help to stabilize the quality of the answer and reduce chance of mislead.</w:t>
       </w:r>
+      <w:r>
+        <w:t xml:space="preserve"> The project is available at </w:t>
+      </w:r>
+      <w:hyperlink r:id="rId8" w:history="1">
+        <w:r>
+          <w:rPr>
+            <w:rStyle w:val="Hyperlink"/>
+          </w:rPr>
+          <w:t>project link</w:t>
+        </w:r>
+      </w:hyperlink>
+      <w:r>
+        <w:t>.</w:t>
+      </w:r>
     </w:p>
     <w:p>
       <w:pPr>
@@ -517,7 +577,11 @@
         <w:t xml:space="preserve"> &amp; </w:t>
       </w:r>
       <w:r>
-        <w:t>Vector store, Retrieval, LLM answer generation and Evaluation</w:t>
+        <w:t xml:space="preserve">Vector store, </w:t>
+      </w:r>
+      <w:r>
+        <w:lastRenderedPageBreak/>
+        <w:t>Retrieval, LLM answer generation and Evaluation</w:t>
       </w:r>
       <w:sdt>
         <w:sdtPr>
@@ -538,14 +602,7 @@
             <w:rPr>
               <w:noProof/>
             </w:rPr>
-            <w:t xml:space="preserve"> </w:t>
-          </w:r>
-          <w:r>
-            <w:rPr>
-              <w:noProof/>
-            </w:rPr>
-            <w:lastRenderedPageBreak/>
-            <w:t>(Gautier Izacard 2021)</w:t>
+            <w:t xml:space="preserve"> (Gautier Izacard 2021)</w:t>
           </w:r>
           <w:r>
             <w:fldChar w:fldCharType="end"/>
@@ -659,7 +716,23 @@
         <w:t xml:space="preserve"> using </w:t>
       </w:r>
       <w:r>
-        <w:t xml:space="preserve">all-MiniLM via Ollama </w:t>
+        <w:t>all-</w:t>
+      </w:r>
+      <w:proofErr w:type="spellStart"/>
+      <w:r>
+        <w:t>MiniLM</w:t>
+      </w:r>
+      <w:proofErr w:type="spellEnd"/>
+      <w:r>
+        <w:t xml:space="preserve"> via </w:t>
+      </w:r>
+      <w:proofErr w:type="spellStart"/>
+      <w:r>
+        <w:t>Ollama</w:t>
+      </w:r>
+      <w:proofErr w:type="spellEnd"/>
+      <w:r>
+        <w:t xml:space="preserve"> </w:t>
       </w:r>
       <w:r>
         <w:t>which captures the semantic meaning of each chunk.</w:t>
@@ -674,7 +747,15 @@
         <w:t xml:space="preserve"> stored in a vector database</w:t>
       </w:r>
       <w:r>
-        <w:t xml:space="preserve"> “ChromaDB” for similarity search.</w:t>
+        <w:t xml:space="preserve"> “</w:t>
+      </w:r>
+      <w:proofErr w:type="spellStart"/>
+      <w:r>
+        <w:t>ChromaDB</w:t>
+      </w:r>
+      <w:proofErr w:type="spellEnd"/>
+      <w:r>
+        <w:t>” for similarity search.</w:t>
       </w:r>
     </w:p>
     <w:p>
@@ -782,7 +863,15 @@
         <w:pStyle w:val="ACLText"/>
       </w:pPr>
       <w:r>
-        <w:t xml:space="preserve">The system is tested with three different LLMs- Llama 3.2, Phi-3 and Mistral to compare their performance. Each model is set up in the same RAG interface and ran locally via Ollama, so the evaluation remains fair. All models use the same retrieval results, chunk sizes and prompt style. </w:t>
+        <w:t xml:space="preserve">The system is tested with three different LLMs- Llama 3.2, Phi-3 and Mistral to compare their performance. Each model is set up in the same RAG interface and ran locally via </w:t>
+      </w:r>
+      <w:proofErr w:type="spellStart"/>
+      <w:r>
+        <w:t>Ollama</w:t>
+      </w:r>
+      <w:proofErr w:type="spellEnd"/>
+      <w:r>
+        <w:t xml:space="preserve">, so the evaluation remains fair. All models use the same retrieval results, chunk sizes and prompt style. </w:t>
       </w:r>
     </w:p>
     <w:p>
@@ -937,7 +1026,7 @@
                           <pic:cNvPicPr/>
                         </pic:nvPicPr>
                         <pic:blipFill>
-                          <a:blip r:embed="rId8" cstate="print">
+                          <a:blip r:embed="rId9" cstate="print">
                             <a:extLst>
                               <a:ext uri="{28A0092B-C50C-407E-A947-70E740481C1C}">
                                 <a14:useLocalDpi xmlns:a14="http://schemas.microsoft.com/office/drawing/2010/main" val="0"/>
@@ -1309,7 +1398,15 @@
         </w:numPr>
       </w:pPr>
       <w:r>
-        <w:t>Is the use of the standard Laws of Cricket retained in ODI matches under ICC playing conditions, except where modified by the ODI Playing Conditions document?</w:t>
+        <w:t xml:space="preserve">Is the use of the standard Laws of Cricket retained in ODI matches under ICC playing conditions, except </w:t>
+      </w:r>
+      <w:proofErr w:type="gramStart"/>
+      <w:r>
+        <w:t>where</w:t>
+      </w:r>
+      <w:proofErr w:type="gramEnd"/>
+      <w:r>
+        <w:t xml:space="preserve"> modified by the ODI Playing Conditions document?</w:t>
       </w:r>
     </w:p>
     <w:p>
@@ -1345,7 +1442,15 @@
         </w:numPr>
       </w:pPr>
       <w:r>
-        <w:t>Does the substitute-fewer rule allow any player not named on the original nomination list to field as a substitute under normal circumstances?</w:t>
+        <w:t xml:space="preserve">Does the substitute-fewer </w:t>
+      </w:r>
+      <w:proofErr w:type="gramStart"/>
+      <w:r>
+        <w:t>rule</w:t>
+      </w:r>
+      <w:proofErr w:type="gramEnd"/>
+      <w:r>
+        <w:t xml:space="preserve"> allow any player not named on the original nomination list to field as a substitute under normal circumstances?</w:t>
       </w:r>
     </w:p>
     <w:p>
@@ -1392,7 +1497,15 @@
         <w:pStyle w:val="ACLText"/>
       </w:pPr>
       <w:r>
-        <w:t xml:space="preserve">All models are run locally through Ollama, using the same retrieval pipeline, same prompt template </w:t>
+        <w:t xml:space="preserve">All models are run locally through </w:t>
+      </w:r>
+      <w:proofErr w:type="spellStart"/>
+      <w:r>
+        <w:t>Ollama</w:t>
+      </w:r>
+      <w:proofErr w:type="spellEnd"/>
+      <w:r>
+        <w:t xml:space="preserve">, using the same retrieval pipeline, same prompt template </w:t>
       </w:r>
       <w:r>
         <w:lastRenderedPageBreak/>
@@ -1424,7 +1537,7 @@
                     <pic:cNvPicPr/>
                   </pic:nvPicPr>
                   <pic:blipFill>
-                    <a:blip r:embed="rId9" cstate="print">
+                    <a:blip r:embed="rId10" cstate="print">
                       <a:extLst>
                         <a:ext uri="{28A0092B-C50C-407E-A947-70E740481C1C}">
                           <a14:useLocalDpi xmlns:a14="http://schemas.microsoft.com/office/drawing/2010/main" val="0"/>
@@ -1557,8 +1670,13 @@
         </w:numPr>
       </w:pPr>
       <w:r>
-        <w:t>Results is converted to dataframe</w:t>
-      </w:r>
+        <w:t xml:space="preserve">Results is converted to </w:t>
+      </w:r>
+      <w:proofErr w:type="spellStart"/>
+      <w:r>
+        <w:t>dataframe</w:t>
+      </w:r>
+      <w:proofErr w:type="spellEnd"/>
     </w:p>
     <w:p>
       <w:pPr>
@@ -1588,7 +1706,35 @@
         <w:rPr>
           <w:rStyle w:val="ACLCodeChar"/>
         </w:rPr>
-        <w:t>llama = ollamaLLM(model=”llama3.2”</w:t>
+        <w:t xml:space="preserve">llama = </w:t>
+      </w:r>
+      <w:proofErr w:type="spellStart"/>
+      <w:r>
+        <w:rPr>
+          <w:rStyle w:val="ACLCodeChar"/>
+        </w:rPr>
+        <w:t>ollamaLLM</w:t>
+      </w:r>
+      <w:proofErr w:type="spellEnd"/>
+      <w:r>
+        <w:rPr>
+          <w:rStyle w:val="ACLCodeChar"/>
+        </w:rPr>
+        <w:t>(model</w:t>
+      </w:r>
+      <w:proofErr w:type="gramStart"/>
+      <w:r>
+        <w:rPr>
+          <w:rStyle w:val="ACLCodeChar"/>
+        </w:rPr>
+        <w:t>=”llama</w:t>
+      </w:r>
+      <w:proofErr w:type="gramEnd"/>
+      <w:r>
+        <w:rPr>
+          <w:rStyle w:val="ACLCodeChar"/>
+        </w:rPr>
+        <w:t>3.2”</w:t>
       </w:r>
       <w:r>
         <w:rPr>
@@ -1618,7 +1764,15 @@
         </w:numPr>
       </w:pPr>
       <w:r>
-        <w:t xml:space="preserve">Runs with default ollama generation setting </w:t>
+        <w:t xml:space="preserve">Runs with default </w:t>
+      </w:r>
+      <w:proofErr w:type="spellStart"/>
+      <w:r>
+        <w:t>ollama</w:t>
+      </w:r>
+      <w:proofErr w:type="spellEnd"/>
+      <w:r>
+        <w:t xml:space="preserve"> generation setting </w:t>
       </w:r>
     </w:p>
     <w:p>
@@ -1630,7 +1784,17 @@
         </w:numPr>
       </w:pPr>
       <w:r>
-        <w:t>Called through llama.invoke(prompt) inside the RAG function</w:t>
+        <w:t xml:space="preserve">Called through </w:t>
+      </w:r>
+      <w:proofErr w:type="spellStart"/>
+      <w:proofErr w:type="gramStart"/>
+      <w:r>
+        <w:t>llama.invoke</w:t>
+      </w:r>
+      <w:proofErr w:type="spellEnd"/>
+      <w:proofErr w:type="gramEnd"/>
+      <w:r>
+        <w:t>(prompt) inside the RAG function</w:t>
       </w:r>
     </w:p>
     <w:p>
@@ -1674,7 +1838,35 @@
         <w:rPr>
           <w:rStyle w:val="ACLCodeChar"/>
         </w:rPr>
-        <w:t>Phi = ollamaLLM(model=”phi3”)</w:t>
+        <w:t xml:space="preserve">Phi = </w:t>
+      </w:r>
+      <w:proofErr w:type="spellStart"/>
+      <w:r>
+        <w:rPr>
+          <w:rStyle w:val="ACLCodeChar"/>
+        </w:rPr>
+        <w:t>ollamaLLM</w:t>
+      </w:r>
+      <w:proofErr w:type="spellEnd"/>
+      <w:r>
+        <w:rPr>
+          <w:rStyle w:val="ACLCodeChar"/>
+        </w:rPr>
+        <w:t>(model</w:t>
+      </w:r>
+      <w:proofErr w:type="gramStart"/>
+      <w:r>
+        <w:rPr>
+          <w:rStyle w:val="ACLCodeChar"/>
+        </w:rPr>
+        <w:t>=”phi</w:t>
+      </w:r>
+      <w:proofErr w:type="gramEnd"/>
+      <w:r>
+        <w:rPr>
+          <w:rStyle w:val="ACLCodeChar"/>
+        </w:rPr>
+        <w:t>3”)</w:t>
       </w:r>
       <w:r>
         <w:t>.</w:t>
@@ -1701,7 +1893,15 @@
         </w:numPr>
       </w:pPr>
       <w:r>
-        <w:t>Default Ollama setup</w:t>
+        <w:t xml:space="preserve">Default </w:t>
+      </w:r>
+      <w:proofErr w:type="spellStart"/>
+      <w:r>
+        <w:t>Ollama</w:t>
+      </w:r>
+      <w:proofErr w:type="spellEnd"/>
+      <w:r>
+        <w:t xml:space="preserve"> setup</w:t>
       </w:r>
     </w:p>
     <w:p>
@@ -1733,7 +1933,23 @@
         <w:pStyle w:val="ACLCode"/>
       </w:pPr>
       <w:r>
-        <w:t>Mistral=ollamaLLM(model=”mistral”).</w:t>
+        <w:t>Mistral=</w:t>
+      </w:r>
+      <w:proofErr w:type="spellStart"/>
+      <w:r>
+        <w:t>ollamaLLM</w:t>
+      </w:r>
+      <w:proofErr w:type="spellEnd"/>
+      <w:r>
+        <w:t>(model</w:t>
+      </w:r>
+      <w:proofErr w:type="gramStart"/>
+      <w:r>
+        <w:t>=”mistral</w:t>
+      </w:r>
+      <w:proofErr w:type="gramEnd"/>
+      <w:r>
+        <w:t>”).</w:t>
       </w:r>
     </w:p>
     <w:p>
@@ -1817,7 +2033,7 @@
           <w:noProof/>
         </w:rPr>
         <w:drawing>
-          <wp:inline distT="0" distB="0" distL="0" distR="0" wp14:anchorId="5EB449CF" wp14:editId="3890E8FC">
+          <wp:inline distT="0" distB="0" distL="0" distR="0" wp14:anchorId="5EB449CF" wp14:editId="6D32927A">
             <wp:extent cx="2608423" cy="2051685"/>
             <wp:effectExtent l="0" t="0" r="0" b="5715"/>
             <wp:docPr id="1500477289" name="Picture 4" descr="A graph with lines and numbers&#10;&#10;AI-generated content may be incorrect."/>
@@ -1832,7 +2048,7 @@
                     <pic:cNvPicPr/>
                   </pic:nvPicPr>
                   <pic:blipFill rotWithShape="1">
-                    <a:blip r:embed="rId10" cstate="print">
+                    <a:blip r:embed="rId11" cstate="print">
                       <a:extLst>
                         <a:ext uri="{28A0092B-C50C-407E-A947-70E740481C1C}">
                           <a14:useLocalDpi xmlns:a14="http://schemas.microsoft.com/office/drawing/2010/main" val="0"/>
@@ -2041,7 +2257,7 @@
                     <pic:cNvPicPr/>
                   </pic:nvPicPr>
                   <pic:blipFill>
-                    <a:blip r:embed="rId11" cstate="print">
+                    <a:blip r:embed="rId12" cstate="print">
                       <a:extLst>
                         <a:ext uri="{28A0092B-C50C-407E-A947-70E740481C1C}">
                           <a14:useLocalDpi xmlns:a14="http://schemas.microsoft.com/office/drawing/2010/main" val="0"/>
@@ -2267,7 +2483,7 @@
                     <pic:cNvPicPr/>
                   </pic:nvPicPr>
                   <pic:blipFill>
-                    <a:blip r:embed="rId12">
+                    <a:blip r:embed="rId13">
                       <a:extLst>
                         <a:ext uri="{28A0092B-C50C-407E-A947-70E740481C1C}">
                           <a14:useLocalDpi xmlns:a14="http://schemas.microsoft.com/office/drawing/2010/main" val="0"/>
@@ -2312,10 +2528,7 @@
         </w:numPr>
       </w:pPr>
       <w:r>
-        <w:t>Llama 3.2</w:t>
-      </w:r>
-      <w:r>
-        <w:t xml:space="preserve"> – 14.3%</w:t>
+        <w:t>Llama 3.2 – 14.3%</w:t>
       </w:r>
     </w:p>
     <w:p>
@@ -2339,10 +2552,7 @@
         </w:numPr>
       </w:pPr>
       <w:r>
-        <w:t>Phi-3</w:t>
-      </w:r>
-      <w:r>
-        <w:t xml:space="preserve"> – 14.3%</w:t>
+        <w:t>Phi-3 – 14.3%</w:t>
       </w:r>
     </w:p>
     <w:p>
@@ -2366,10 +2576,7 @@
         </w:numPr>
       </w:pPr>
       <w:r>
-        <w:t>Mistral</w:t>
-      </w:r>
-      <w:r>
-        <w:t xml:space="preserve"> – 71.4%</w:t>
+        <w:t>Mistral – 71.4%</w:t>
       </w:r>
     </w:p>
     <w:p>
@@ -2434,7 +2641,7 @@
                     <pic:cNvPicPr/>
                   </pic:nvPicPr>
                   <pic:blipFill>
-                    <a:blip r:embed="rId13" cstate="print">
+                    <a:blip r:embed="rId14" cstate="print">
                       <a:extLst>
                         <a:ext uri="{28A0092B-C50C-407E-A947-70E740481C1C}">
                           <a14:useLocalDpi xmlns:a14="http://schemas.microsoft.com/office/drawing/2010/main" val="0"/>
@@ -2631,7 +2838,7 @@
                     <pic:cNvPicPr/>
                   </pic:nvPicPr>
                   <pic:blipFill>
-                    <a:blip r:embed="rId14" cstate="print">
+                    <a:blip r:embed="rId15" cstate="print">
                       <a:extLst>
                         <a:ext uri="{28A0092B-C50C-407E-A947-70E740481C1C}">
                           <a14:useLocalDpi xmlns:a14="http://schemas.microsoft.com/office/drawing/2010/main" val="0"/>
@@ -2697,19 +2904,7 @@
         </w:numPr>
       </w:pPr>
       <w:r>
-        <w:t xml:space="preserve">Llama 3.2 – </w:t>
-      </w:r>
-      <w:r>
-        <w:t>2</w:t>
-      </w:r>
-      <w:r>
-        <w:t>1.</w:t>
-      </w:r>
-      <w:r>
-        <w:t>4</w:t>
-      </w:r>
-      <w:r>
-        <w:t>%</w:t>
+        <w:t>Llama 3.2 – 21.4%</w:t>
       </w:r>
     </w:p>
     <w:p>
@@ -2748,19 +2943,7 @@
         </w:numPr>
       </w:pPr>
       <w:r>
-        <w:t>Phi-3 – 4</w:t>
-      </w:r>
-      <w:r>
-        <w:t>2</w:t>
-      </w:r>
-      <w:r>
-        <w:t>.</w:t>
-      </w:r>
-      <w:r>
-        <w:t>9</w:t>
-      </w:r>
-      <w:r>
-        <w:t>%</w:t>
+        <w:t>Phi-3 – 42.9%</w:t>
       </w:r>
     </w:p>
     <w:p>
@@ -3028,7 +3211,15 @@
         </w:numPr>
       </w:pPr>
       <w:r>
-        <w:t xml:space="preserve">Mixed accuracy – some answers matches the context but misses key parts </w:t>
+        <w:t xml:space="preserve">Mixed accuracy – some answers </w:t>
+      </w:r>
+      <w:proofErr w:type="gramStart"/>
+      <w:r>
+        <w:t>matches</w:t>
+      </w:r>
+      <w:proofErr w:type="gramEnd"/>
+      <w:r>
+        <w:t xml:space="preserve"> the context but misses key parts </w:t>
       </w:r>
     </w:p>
     <w:p>
@@ -3458,7 +3649,7 @@
                                 <a:effectLst/>
                                 <a:extLst>
                                   <a:ext uri="{C572A759-6A51-4108-AA02-DFA0A04FC94B}">
-                                    <ma14:wrappingTextBoxFlag xmlns:pic="http://schemas.openxmlformats.org/drawingml/2006/picture" xmlns:a14="http://schemas.microsoft.com/office/drawing/2010/main" xmlns:ma14="http://schemas.microsoft.com/office/mac/drawingml/2011/main" xmlns:w="http://schemas.openxmlformats.org/wordprocessingml/2006/main" xmlns:w10="urn:schemas-microsoft-com:office:word" xmlns:v="urn:schemas-microsoft-com:vml" xmlns:o="urn:schemas-microsoft-com:office:office" xmlns:mv="urn:schemas-microsoft-com:mac:vml" xmlns:mo="http://schemas.microsoft.com/office/mac/office/2008/main" xmlns=""/>
+                                    <ma14:wrappingTextBoxFlag xmlns="" xmlns:mo="http://schemas.microsoft.com/office/mac/office/2008/main" xmlns:mv="urn:schemas-microsoft-com:mac:vml" xmlns:o="urn:schemas-microsoft-com:office:office" xmlns:v="urn:schemas-microsoft-com:vml" xmlns:w10="urn:schemas-microsoft-com:office:word" xmlns:w="http://schemas.openxmlformats.org/wordprocessingml/2006/main" xmlns:ma14="http://schemas.microsoft.com/office/mac/drawingml/2011/main" xmlns:a14="http://schemas.microsoft.com/office/drawing/2010/main" xmlns:pic="http://schemas.openxmlformats.org/drawingml/2006/picture"/>
                                   </a:ext>
                                 </a:extLst>
                               </wps:spPr>
@@ -3533,7 +3724,7 @@
     <w:bookmarkEnd w:id="2" w:displacedByCustomXml="prev"/>
     <w:bookmarkEnd w:id="1" w:displacedByCustomXml="prev"/>
     <w:sectPr>
-      <w:footerReference w:type="default" r:id="rId15"/>
+      <w:footerReference w:type="default" r:id="rId16"/>
       <w:pgSz w:w="11894" w:h="16819" w:code="9"/>
       <w:pgMar w:top="1411" w:right="1411" w:bottom="1411" w:left="1411" w:header="0" w:footer="144" w:gutter="0"/>
       <w:lnNumType w:countBy="1" w:distance="72" w:restart="continuous"/>
